--- a/중국어_대화문/4부_docx/4부_09화_지워지는_이름.docx
+++ b/중국어_대화문/4부_docx/4부_09화_지워지는_이름.docx
@@ -18,7 +18,7 @@
         <w:t>등장인물:</w:t>
       </w:r>
       <w:r>
-        <w:t xml:space="preserve"> 쑤민 苏敏(38세, 변호사 자격이 취소된 '공민 대리인', 잉훠 조직자) / 루 할머니 卢奶奶(88세, 쑤민의 집주인, 화이인가 6층) / 샤오린 小林(20대 후반, 문 앞 '보호' 요원) / 송 경관 宋警官(40대 후반, 창촨시 공안국 국내안전보위 지대 요원) / 쑤민의 어머니 苏母(70대, 류허현 농가) / 쑤민의 오빠 苏强(50대 초, 류허현 농민 겸 임시 일꾼) / 조카 豆豆(16세, 고등학생) / 샤오위안 肖远(42세, 잉훠 동료, 자격을 잃은 전직 변호사) / 아닝 阿宁(27세, 잉훠 자원활동가) / 거창린 葛长林(80세, 화이인가 시장 입구 시계 수리 노점) / 스샤오야 石小芽(18세, 탕쉐의 옛 제자)</w:t>
+        <w:t xml:space="preserve"> 쑤민 苏敏(38세, 변호사 자격이 취소된 '공민 대리인', 잉훠 조직자) / 루 할머니 卢奶奶(86세, 쑤민의 집주인, 화이인가 6층) / 샤오린 小林(20대 후반, 문 앞 '보호' 요원) / 송 경관 宋警官(40대 후반, 창촨시 공안국 국내안전보위 지대 요원) / 쑤민의 어머니 苏母(70대, 류허현 농가) / 쑤민의 오빠 苏强(40대 중반, 류허현 농민 겸 임시 일꾼) / 조카 豆豆(16세, 고등학생) / 샤오위안 肖远(42세, 잉훠 동료, 자격을 잃은 전직 변호사) / 아닝 阿宁(27세, 잉훠 자원활동가) / 거창린 葛长林(80세, 화이인가 시장 입구 시계 수리 노점) / 스샤오야 石小芽(18세, 탕쉐의 옛 제자)</w:t>
       </w:r>
     </w:p>
     <w:p>
@@ -100,7 +100,7 @@
     </w:p>
     <w:p>
       <w:r>
-        <w:t>(厨房里响起水声。卢奶奶八十八岁，起得更早，正拿一只旧铝锅淘米。苏敏走过去，靠在厨房门框上。)</w:t>
+        <w:t>(厨房里响起水声。卢奶奶八十六岁，起得更早，正拿一只旧铝锅淘米。苏敏走过去，靠在厨房门框上。)</w:t>
       </w:r>
     </w:p>
     <w:p>
@@ -421,7 +421,7 @@
         <w:t>卢奶奶:</w:t>
       </w:r>
       <w:r>
-        <w:t xml:space="preserve"> 不碍事。我八十八了，睡不睡都那样。(又掐断一根) 外面那个小伙子，上午去买了两斤鸡蛋，一把青菜，又拿回来一包我爱吃的绿豆糕。</w:t>
+        <w:t xml:space="preserve"> 不碍事。我八十六了，睡不睡都那样。(又掐断一根) 外面那个小伙子，上午去买了两斤鸡蛋，一把青菜，又拿回来一包我爱吃的绿豆糕。</w:t>
       </w:r>
     </w:p>
     <w:p>
@@ -497,7 +497,7 @@
     </w:p>
     <w:p>
       <w:r>
-        <w:t>(苏敏望着她。八十八岁的老人，头发全白了，在后脑勺盘成一个小小的髻，用一根旧的黑发网罩着。)</w:t>
+        <w:t>(苏敏望着她。八十六岁的老人，头发全白了，在后脑勺盘成一个小小的髻，用一根旧的黑发网罩着。)</w:t>
       </w:r>
     </w:p>
     <w:p>
@@ -1010,7 +1010,7 @@
         <w:t>苏敏:</w:t>
       </w:r>
       <w:r>
-        <w:t xml:space="preserve"> 十九个字，一个名字，一个年份，一句话。我不是在说她冤，不是在说谁有责任，只是不想让她的名字，连着她的身体一起，一天里消失两次。</w:t>
+        <w:t xml:space="preserve"> 二十四个字，一个名字，一个年份，一句话。我不是在说她冤，不是在说谁有责任，只是不想让她的名字，连着她的身体一起，一天里消失两次。</w:t>
       </w:r>
     </w:p>
     <w:p>
@@ -1054,7 +1054,7 @@
         <w:t>苏敏:</w:t>
       </w:r>
       <w:r>
-        <w:t xml:space="preserve"> 意思是，一个人最怕的，是死了以后，名字没有人叫。不是怕自己的名字没人叫，是怕别人的。唐老师教了十一年书，教过的孩子，有二百多个。他们里头有人会考上大学，有人会进城打工，有人会当妈妈，当爸爸。我想让他们在哪一天，哪怕是半夜，随手一搜，还能搜到“唐雪”两个字。</w:t>
+        <w:t xml:space="preserve"> 意思是，一个人最怕的，是死了以后，名字没有人叫。不是怕自己的名字没人叫，是怕别人的。唐老师教过几年书，教过的孩子，有好几十个。他们里头有人会考上大学，有人会进城打工，有人会当妈妈，当爸爸。我想让他们在哪一天，哪怕是半夜，随手一搜，还能搜到“唐雪”两个字。</w:t>
       </w:r>
     </w:p>
     <w:p>
